--- a/dsa/Q2/final dsa problem q2.docx
+++ b/dsa/Q2/final dsa problem q2.docx
@@ -16,20 +16,57 @@
         <w:rPr>
           <w:b/>
           <w:bCs/>
+          <w:noProof/>
           <w:sz w:val="36"/>
           <w:szCs w:val="36"/>
         </w:rPr>
-        <w:t>Practical 2: Linear and Binary Search: Iterative and Recursive</w:t>
-      </w:r>
-      <w:r>
+        <w:drawing>
+          <wp:inline distT="0" distB="0" distL="0" distR="0" wp14:anchorId="56BF4370" wp14:editId="3908CA98">
+            <wp:extent cx="5731510" cy="9933183"/>
+            <wp:effectExtent l="0" t="0" r="2540" b="0"/>
+            <wp:docPr id="1212136536" name="Picture 1"/>
+            <wp:cNvGraphicFramePr>
+              <a:graphicFrameLocks xmlns:a="http://schemas.openxmlformats.org/drawingml/2006/main" noChangeAspect="1"/>
+            </wp:cNvGraphicFramePr>
+            <a:graphic xmlns:a="http://schemas.openxmlformats.org/drawingml/2006/main">
+              <a:graphicData uri="http://schemas.openxmlformats.org/drawingml/2006/picture">
+                <pic:pic xmlns:pic="http://schemas.openxmlformats.org/drawingml/2006/picture">
+                  <pic:nvPicPr>
+                    <pic:cNvPr id="1212136536" name=""/>
+                    <pic:cNvPicPr/>
+                  </pic:nvPicPr>
+                  <pic:blipFill>
+                    <a:blip r:embed="rId6"/>
+                    <a:stretch>
+                      <a:fillRect/>
+                    </a:stretch>
+                  </pic:blipFill>
+                  <pic:spPr>
+                    <a:xfrm>
+                      <a:off x="0" y="0"/>
+                      <a:ext cx="5731510" cy="9933183"/>
+                    </a:xfrm>
+                    <a:prstGeom prst="rect">
+                      <a:avLst/>
+                    </a:prstGeom>
+                  </pic:spPr>
+                </pic:pic>
+              </a:graphicData>
+            </a:graphic>
+          </wp:inline>
+        </w:drawing>
+      </w:r>
+    </w:p>
+    <w:p>
+      <w:pPr>
+        <w:jc w:val="both"/>
         <w:rPr>
           <w:b/>
           <w:bCs/>
           <w:sz w:val="36"/>
           <w:szCs w:val="36"/>
         </w:rPr>
-        <w:t xml:space="preserve"> </w:t>
-      </w:r>
+      </w:pPr>
       <w:r>
         <w:rPr>
           <w:b/>
@@ -37,18 +74,37 @@
           <w:sz w:val="36"/>
           <w:szCs w:val="36"/>
         </w:rPr>
-        <w:t>Approaches</w:t>
-      </w:r>
-    </w:p>
-    <w:p>
-      <w:pPr>
-        <w:jc w:val="both"/>
+        <w:lastRenderedPageBreak/>
+        <w:t>Practical 2: Linear and Binary Search: Iterative and Recursive</w:t>
+      </w:r>
+      <w:r>
         <w:rPr>
           <w:b/>
           <w:bCs/>
           <w:sz w:val="36"/>
           <w:szCs w:val="36"/>
         </w:rPr>
+        <w:t xml:space="preserve"> </w:t>
+      </w:r>
+      <w:r>
+        <w:rPr>
+          <w:b/>
+          <w:bCs/>
+          <w:sz w:val="36"/>
+          <w:szCs w:val="36"/>
+        </w:rPr>
+        <w:t>Approaches</w:t>
+      </w:r>
+    </w:p>
+    <w:p>
+      <w:pPr>
+        <w:jc w:val="both"/>
+        <w:rPr>
+          <w:b/>
+          <w:bCs/>
+          <w:sz w:val="36"/>
+          <w:szCs w:val="36"/>
+        </w:rPr>
       </w:pPr>
     </w:p>
     <w:p>
@@ -186,11 +242,99 @@
     <w:p>
       <w:pPr>
         <w:jc w:val="both"/>
-        <w:rPr>
-          <w:b/>
-          <w:bCs/>
-        </w:rPr>
-      </w:pPr>
+      </w:pPr>
+      <w:r>
+        <w:rPr>
+          <w:b/>
+          <w:bCs/>
+        </w:rPr>
+        <w:t>Code-</w:t>
+      </w:r>
+      <w:r>
+        <w:t>https://github.com/vatsalpaghadal180108/batch-b-dsa/tree/main/dsa/Q2</w:t>
+      </w:r>
+    </w:p>
+    <w:p>
+      <w:pPr>
+        <w:jc w:val="both"/>
+        <w:rPr>
+          <w:b/>
+          <w:bCs/>
+        </w:rPr>
+      </w:pPr>
+      <w:r>
+        <w:rPr>
+          <w:b/>
+          <w:bCs/>
+        </w:rPr>
+        <w:t>Output-</w:t>
+      </w:r>
+    </w:p>
+    <w:p>
+      <w:pPr>
+        <w:jc w:val="both"/>
+        <w:rPr>
+          <w:b/>
+          <w:bCs/>
+        </w:rPr>
+      </w:pPr>
+      <w:r>
+        <w:rPr>
+          <w:b/>
+          <w:bCs/>
+        </w:rPr>
+        <w:drawing>
+          <wp:inline distT="0" distB="0" distL="0" distR="0" wp14:anchorId="6FCB3521" wp14:editId="50B9153E">
+            <wp:extent cx="3340100" cy="1835827"/>
+            <wp:effectExtent l="0" t="0" r="0" b="0"/>
+            <wp:docPr id="989291968" name="Picture 1"/>
+            <wp:cNvGraphicFramePr>
+              <a:graphicFrameLocks xmlns:a="http://schemas.openxmlformats.org/drawingml/2006/main" noChangeAspect="1"/>
+            </wp:cNvGraphicFramePr>
+            <a:graphic xmlns:a="http://schemas.openxmlformats.org/drawingml/2006/main">
+              <a:graphicData uri="http://schemas.openxmlformats.org/drawingml/2006/picture">
+                <pic:pic xmlns:pic="http://schemas.openxmlformats.org/drawingml/2006/picture">
+                  <pic:nvPicPr>
+                    <pic:cNvPr id="989291968" name=""/>
+                    <pic:cNvPicPr/>
+                  </pic:nvPicPr>
+                  <pic:blipFill>
+                    <a:blip r:embed="rId7"/>
+                    <a:stretch>
+                      <a:fillRect/>
+                    </a:stretch>
+                  </pic:blipFill>
+                  <pic:spPr>
+                    <a:xfrm>
+                      <a:off x="0" y="0"/>
+                      <a:ext cx="3351411" cy="1842044"/>
+                    </a:xfrm>
+                    <a:prstGeom prst="rect">
+                      <a:avLst/>
+                    </a:prstGeom>
+                  </pic:spPr>
+                </pic:pic>
+              </a:graphicData>
+            </a:graphic>
+          </wp:inline>
+        </w:drawing>
+      </w:r>
+    </w:p>
+    <w:p>
+      <w:pPr>
+        <w:jc w:val="both"/>
+        <w:rPr>
+          <w:b/>
+          <w:bCs/>
+        </w:rPr>
+      </w:pPr>
+      <w:r>
+        <w:rPr>
+          <w:b/>
+          <w:bCs/>
+        </w:rPr>
+        <w:t>Problem faced-</w:t>
+      </w:r>
     </w:p>
     <w:p>
       <w:pPr>
@@ -205,6 +349,31 @@
       <w:r>
         <w:t>.</w:t>
       </w:r>
+    </w:p>
+    <w:p>
+      <w:pPr>
+        <w:jc w:val="both"/>
+      </w:pPr>
+      <w:r>
+        <w:rPr>
+          <w:b/>
+          <w:bCs/>
+        </w:rPr>
+        <w:t>Conclusion:</w:t>
+      </w:r>
+      <w:r>
+        <w:t xml:space="preserve"> Both iterative and recursive approaches check the plates one by one and return the position of the first occurrence of the target plate; if it appears multiple times, the search stops as soon as the first match is found.</w:t>
+      </w:r>
+    </w:p>
+    <w:p>
+      <w:pPr>
+        <w:jc w:val="both"/>
+      </w:pPr>
+    </w:p>
+    <w:p>
+      <w:pPr>
+        <w:jc w:val="both"/>
+      </w:pPr>
     </w:p>
     <w:p>
       <w:pPr>
@@ -215,6 +384,7 @@
         </w:rPr>
       </w:pPr>
       <w:r>
+        <w:lastRenderedPageBreak/>
         <w:t xml:space="preserve">  </w:t>
       </w:r>
     </w:p>
@@ -247,7 +417,23 @@
           <w:b/>
           <w:bCs/>
         </w:rPr>
-        <w:t>A librarian maintains a sorted catalog of book codes and needs to locate a specific code quickly.</w:t>
+        <w:t xml:space="preserve">A librarian maintains a sorted </w:t>
+      </w:r>
+      <w:proofErr w:type="spellStart"/>
+      <w:r>
+        <w:rPr>
+          <w:b/>
+          <w:bCs/>
+        </w:rPr>
+        <w:t>catalog</w:t>
+      </w:r>
+      <w:proofErr w:type="spellEnd"/>
+      <w:r>
+        <w:rPr>
+          <w:b/>
+          <w:bCs/>
+        </w:rPr>
+        <w:t xml:space="preserve"> of book codes and needs to locate a specific code quickly.</w:t>
       </w:r>
       <w:r>
         <w:rPr>
@@ -261,7 +447,23 @@
           <w:b/>
           <w:bCs/>
         </w:rPr>
-        <w:t>Instead of going through every book, she opens the catalog to the middle, checks whether the</w:t>
+        <w:t xml:space="preserve">Instead of going through every book, she opens the </w:t>
+      </w:r>
+      <w:proofErr w:type="spellStart"/>
+      <w:r>
+        <w:rPr>
+          <w:b/>
+          <w:bCs/>
+        </w:rPr>
+        <w:t>catalog</w:t>
+      </w:r>
+      <w:proofErr w:type="spellEnd"/>
+      <w:r>
+        <w:rPr>
+          <w:b/>
+          <w:bCs/>
+        </w:rPr>
+        <w:t xml:space="preserve"> to the middle, checks whether the</w:t>
       </w:r>
       <w:r>
         <w:rPr>
@@ -339,6 +541,117 @@
     <w:p>
       <w:pPr>
         <w:jc w:val="both"/>
+        <w:rPr>
+          <w:b/>
+          <w:bCs/>
+        </w:rPr>
+      </w:pPr>
+      <w:r>
+        <w:rPr>
+          <w:b/>
+          <w:bCs/>
+        </w:rPr>
+        <w:t>Code-</w:t>
+      </w:r>
+      <w:r>
+        <w:t xml:space="preserve"> </w:t>
+      </w:r>
+      <w:hyperlink r:id="rId8" w:history="1">
+        <w:r>
+          <w:rPr>
+            <w:rStyle w:val="Hyperlink"/>
+            <w:b/>
+            <w:bCs/>
+          </w:rPr>
+          <w:t>https://github.com/vatsalpaghadal180108/batch-b-dsa/tree/main/dsa/Q2</w:t>
+        </w:r>
+      </w:hyperlink>
+    </w:p>
+    <w:p>
+      <w:pPr>
+        <w:jc w:val="both"/>
+        <w:rPr>
+          <w:b/>
+          <w:bCs/>
+        </w:rPr>
+      </w:pPr>
+      <w:r>
+        <w:rPr>
+          <w:b/>
+          <w:bCs/>
+        </w:rPr>
+        <w:t>Output-</w:t>
+      </w:r>
+    </w:p>
+    <w:p>
+      <w:pPr>
+        <w:jc w:val="both"/>
+        <w:rPr>
+          <w:b/>
+          <w:bCs/>
+        </w:rPr>
+      </w:pPr>
+      <w:r>
+        <w:rPr>
+          <w:b/>
+          <w:bCs/>
+        </w:rPr>
+        <w:drawing>
+          <wp:inline distT="0" distB="0" distL="0" distR="0" wp14:anchorId="6106CD3D" wp14:editId="4A6C6BE5">
+            <wp:extent cx="2901950" cy="1686793"/>
+            <wp:effectExtent l="0" t="0" r="0" b="8890"/>
+            <wp:docPr id="878485823" name="Picture 1"/>
+            <wp:cNvGraphicFramePr>
+              <a:graphicFrameLocks xmlns:a="http://schemas.openxmlformats.org/drawingml/2006/main" noChangeAspect="1"/>
+            </wp:cNvGraphicFramePr>
+            <a:graphic xmlns:a="http://schemas.openxmlformats.org/drawingml/2006/main">
+              <a:graphicData uri="http://schemas.openxmlformats.org/drawingml/2006/picture">
+                <pic:pic xmlns:pic="http://schemas.openxmlformats.org/drawingml/2006/picture">
+                  <pic:nvPicPr>
+                    <pic:cNvPr id="878485823" name=""/>
+                    <pic:cNvPicPr/>
+                  </pic:nvPicPr>
+                  <pic:blipFill>
+                    <a:blip r:embed="rId9"/>
+                    <a:stretch>
+                      <a:fillRect/>
+                    </a:stretch>
+                  </pic:blipFill>
+                  <pic:spPr>
+                    <a:xfrm>
+                      <a:off x="0" y="0"/>
+                      <a:ext cx="2912322" cy="1692822"/>
+                    </a:xfrm>
+                    <a:prstGeom prst="rect">
+                      <a:avLst/>
+                    </a:prstGeom>
+                  </pic:spPr>
+                </pic:pic>
+              </a:graphicData>
+            </a:graphic>
+          </wp:inline>
+        </w:drawing>
+      </w:r>
+    </w:p>
+    <w:p>
+      <w:pPr>
+        <w:jc w:val="both"/>
+        <w:rPr>
+          <w:b/>
+          <w:bCs/>
+        </w:rPr>
+      </w:pPr>
+      <w:r>
+        <w:rPr>
+          <w:b/>
+          <w:bCs/>
+        </w:rPr>
+        <w:t>Problem faced-</w:t>
+      </w:r>
+    </w:p>
+    <w:p>
+      <w:pPr>
+        <w:jc w:val="both"/>
       </w:pPr>
       <w:r>
         <w:t>-</w:t>
@@ -350,6 +663,34 @@
     <w:p>
       <w:pPr>
         <w:jc w:val="both"/>
+      </w:pPr>
+      <w:r>
+        <w:rPr>
+          <w:b/>
+          <w:bCs/>
+        </w:rPr>
+        <w:t>Conclusion:</w:t>
+      </w:r>
+      <w:r>
+        <w:t xml:space="preserve"> Both iterative and recursive binary search efficiently find the target by repeatedly dividing the search range in half, but the </w:t>
+      </w:r>
+      <w:proofErr w:type="spellStart"/>
+      <w:r>
+        <w:t>catalog</w:t>
+      </w:r>
+      <w:proofErr w:type="spellEnd"/>
+      <w:r>
+        <w:t xml:space="preserve"> must be sorted; otherwise, deciding whether to search left or right would be incorrect and the target might not be found.</w:t>
+      </w:r>
+    </w:p>
+    <w:p>
+      <w:pPr>
+        <w:jc w:val="both"/>
+      </w:pPr>
+    </w:p>
+    <w:p>
+      <w:pPr>
+        <w:jc w:val="both"/>
         <w:rPr>
           <w:b/>
           <w:bCs/>
@@ -357,6 +698,7 @@
       </w:pPr>
     </w:p>
     <w:sectPr>
+      <w:headerReference w:type="default" r:id="rId10"/>
       <w:pgSz w:w="11906" w:h="16838"/>
       <w:pgMar w:top="1440" w:right="1440" w:bottom="1440" w:left="1440" w:header="708" w:footer="708" w:gutter="0"/>
       <w:cols w:space="708"/>
@@ -364,6 +706,82 @@
     </w:sectPr>
   </w:body>
 </w:document>
+</file>
+
+<file path=word/endnotes.xml><?xml version="1.0" encoding="utf-8"?>
+<w:endnotes xmlns:wpc="http://schemas.microsoft.com/office/word/2010/wordprocessingCanvas" xmlns:cx="http://schemas.microsoft.com/office/drawing/2014/chartex" xmlns:cx1="http://schemas.microsoft.com/office/drawing/2015/9/8/chartex" xmlns:cx2="http://schemas.microsoft.com/office/drawing/2015/10/21/chartex" xmlns:cx3="http://schemas.microsoft.com/office/drawing/2016/5/9/chartex" xmlns:cx4="http://schemas.microsoft.com/office/drawing/2016/5/10/chartex" xmlns:cx5="http://schemas.microsoft.com/office/drawing/2016/5/11/chartex" xmlns:cx6="http://schemas.microsoft.com/office/drawing/2016/5/12/chartex" xmlns:cx7="http://schemas.microsoft.com/office/drawing/2016/5/13/chartex" xmlns:cx8="http://schemas.microsoft.com/office/drawing/2016/5/14/chartex" xmlns:mc="http://schemas.openxmlformats.org/markup-compatibility/2006" xmlns:aink="http://schemas.microsoft.com/office/drawing/2016/ink" xmlns:am3d="http://schemas.microsoft.com/office/drawing/2017/model3d" xmlns:o="urn:schemas-microsoft-com:office:office" xmlns:oel="http://schemas.microsoft.com/office/2019/extlst" xmlns:r="http://schemas.openxmlformats.org/officeDocument/2006/relationships" xmlns:m="http://schemas.openxmlformats.org/officeDocument/2006/math" xmlns:v="urn:schemas-microsoft-com:vml" xmlns:wp14="http://schemas.microsoft.com/office/word/2010/wordprocessingDrawing" xmlns:wp="http://schemas.openxmlformats.org/drawingml/2006/wordprocessingDrawing" xmlns:w10="urn:schemas-microsoft-com:office:word" xmlns:w="http://schemas.openxmlformats.org/wordprocessingml/2006/main" xmlns:w14="http://schemas.microsoft.com/office/word/2010/wordml" xmlns:w15="http://schemas.microsoft.com/office/word/2012/wordml" xmlns:w16cex="http://schemas.microsoft.com/office/word/2018/wordml/cex" xmlns:w16cid="http://schemas.microsoft.com/office/word/2016/wordml/cid" xmlns:w16="http://schemas.microsoft.com/office/word/2018/wordml" xmlns:w16du="http://schemas.microsoft.com/office/word/2023/wordml/word16du" xmlns:w16sdtdh="http://schemas.microsoft.com/office/word/2020/wordml/sdtdatahash" xmlns:w16sdtfl="http://schemas.microsoft.com/office/word/2024/wordml/sdtformatlock" xmlns:w16se="http://schemas.microsoft.com/office/word/2015/wordml/symex" xmlns:wpg="http://schemas.microsoft.com/office/word/2010/wordprocessingGroup" xmlns:wpi="http://schemas.microsoft.com/office/word/2010/wordprocessingInk" xmlns:wne="http://schemas.microsoft.com/office/word/2006/wordml" xmlns:wps="http://schemas.microsoft.com/office/word/2010/wordprocessingShape" mc:Ignorable="w14 w15 w16se w16cid w16 w16cex w16sdtdh w16sdtfl w16du wp14">
+  <w:endnote w:type="separator" w:id="-1">
+    <w:p>
+      <w:pPr>
+        <w:spacing w:after="0" w:line="240" w:lineRule="auto"/>
+      </w:pPr>
+      <w:r>
+        <w:separator/>
+      </w:r>
+    </w:p>
+  </w:endnote>
+  <w:endnote w:type="continuationSeparator" w:id="0">
+    <w:p>
+      <w:pPr>
+        <w:spacing w:after="0" w:line="240" w:lineRule="auto"/>
+      </w:pPr>
+      <w:r>
+        <w:continuationSeparator/>
+      </w:r>
+    </w:p>
+  </w:endnote>
+</w:endnotes>
+</file>
+
+<file path=word/footnotes.xml><?xml version="1.0" encoding="utf-8"?>
+<w:footnotes xmlns:wpc="http://schemas.microsoft.com/office/word/2010/wordprocessingCanvas" xmlns:cx="http://schemas.microsoft.com/office/drawing/2014/chartex" xmlns:cx1="http://schemas.microsoft.com/office/drawing/2015/9/8/chartex" xmlns:cx2="http://schemas.microsoft.com/office/drawing/2015/10/21/chartex" xmlns:cx3="http://schemas.microsoft.com/office/drawing/2016/5/9/chartex" xmlns:cx4="http://schemas.microsoft.com/office/drawing/2016/5/10/chartex" xmlns:cx5="http://schemas.microsoft.com/office/drawing/2016/5/11/chartex" xmlns:cx6="http://schemas.microsoft.com/office/drawing/2016/5/12/chartex" xmlns:cx7="http://schemas.microsoft.com/office/drawing/2016/5/13/chartex" xmlns:cx8="http://schemas.microsoft.com/office/drawing/2016/5/14/chartex" xmlns:mc="http://schemas.openxmlformats.org/markup-compatibility/2006" xmlns:aink="http://schemas.microsoft.com/office/drawing/2016/ink" xmlns:am3d="http://schemas.microsoft.com/office/drawing/2017/model3d" xmlns:o="urn:schemas-microsoft-com:office:office" xmlns:oel="http://schemas.microsoft.com/office/2019/extlst" xmlns:r="http://schemas.openxmlformats.org/officeDocument/2006/relationships" xmlns:m="http://schemas.openxmlformats.org/officeDocument/2006/math" xmlns:v="urn:schemas-microsoft-com:vml" xmlns:wp14="http://schemas.microsoft.com/office/word/2010/wordprocessingDrawing" xmlns:wp="http://schemas.openxmlformats.org/drawingml/2006/wordprocessingDrawing" xmlns:w10="urn:schemas-microsoft-com:office:word" xmlns:w="http://schemas.openxmlformats.org/wordprocessingml/2006/main" xmlns:w14="http://schemas.microsoft.com/office/word/2010/wordml" xmlns:w15="http://schemas.microsoft.com/office/word/2012/wordml" xmlns:w16cex="http://schemas.microsoft.com/office/word/2018/wordml/cex" xmlns:w16cid="http://schemas.microsoft.com/office/word/2016/wordml/cid" xmlns:w16="http://schemas.microsoft.com/office/word/2018/wordml" xmlns:w16du="http://schemas.microsoft.com/office/word/2023/wordml/word16du" xmlns:w16sdtdh="http://schemas.microsoft.com/office/word/2020/wordml/sdtdatahash" xmlns:w16sdtfl="http://schemas.microsoft.com/office/word/2024/wordml/sdtformatlock" xmlns:w16se="http://schemas.microsoft.com/office/word/2015/wordml/symex" xmlns:wpg="http://schemas.microsoft.com/office/word/2010/wordprocessingGroup" xmlns:wpi="http://schemas.microsoft.com/office/word/2010/wordprocessingInk" xmlns:wne="http://schemas.microsoft.com/office/word/2006/wordml" xmlns:wps="http://schemas.microsoft.com/office/word/2010/wordprocessingShape" mc:Ignorable="w14 w15 w16se w16cid w16 w16cex w16sdtdh w16sdtfl w16du wp14">
+  <w:footnote w:type="separator" w:id="-1">
+    <w:p>
+      <w:pPr>
+        <w:spacing w:after="0" w:line="240" w:lineRule="auto"/>
+      </w:pPr>
+      <w:r>
+        <w:separator/>
+      </w:r>
+    </w:p>
+  </w:footnote>
+  <w:footnote w:type="continuationSeparator" w:id="0">
+    <w:p>
+      <w:pPr>
+        <w:spacing w:after="0" w:line="240" w:lineRule="auto"/>
+      </w:pPr>
+      <w:r>
+        <w:continuationSeparator/>
+      </w:r>
+    </w:p>
+  </w:footnote>
+</w:footnotes>
+</file>
+
+<file path=word/header1.xml><?xml version="1.0" encoding="utf-8"?>
+<w:hdr xmlns:wpc="http://schemas.microsoft.com/office/word/2010/wordprocessingCanvas" xmlns:cx="http://schemas.microsoft.com/office/drawing/2014/chartex" xmlns:cx1="http://schemas.microsoft.com/office/drawing/2015/9/8/chartex" xmlns:cx2="http://schemas.microsoft.com/office/drawing/2015/10/21/chartex" xmlns:cx3="http://schemas.microsoft.com/office/drawing/2016/5/9/chartex" xmlns:cx4="http://schemas.microsoft.com/office/drawing/2016/5/10/chartex" xmlns:cx5="http://schemas.microsoft.com/office/drawing/2016/5/11/chartex" xmlns:cx6="http://schemas.microsoft.com/office/drawing/2016/5/12/chartex" xmlns:cx7="http://schemas.microsoft.com/office/drawing/2016/5/13/chartex" xmlns:cx8="http://schemas.microsoft.com/office/drawing/2016/5/14/chartex" xmlns:mc="http://schemas.openxmlformats.org/markup-compatibility/2006" xmlns:aink="http://schemas.microsoft.com/office/drawing/2016/ink" xmlns:am3d="http://schemas.microsoft.com/office/drawing/2017/model3d" xmlns:o="urn:schemas-microsoft-com:office:office" xmlns:oel="http://schemas.microsoft.com/office/2019/extlst" xmlns:r="http://schemas.openxmlformats.org/officeDocument/2006/relationships" xmlns:m="http://schemas.openxmlformats.org/officeDocument/2006/math" xmlns:v="urn:schemas-microsoft-com:vml" xmlns:wp14="http://schemas.microsoft.com/office/word/2010/wordprocessingDrawing" xmlns:wp="http://schemas.openxmlformats.org/drawingml/2006/wordprocessingDrawing" xmlns:w10="urn:schemas-microsoft-com:office:word" xmlns:w="http://schemas.openxmlformats.org/wordprocessingml/2006/main" xmlns:w14="http://schemas.microsoft.com/office/word/2010/wordml" xmlns:w15="http://schemas.microsoft.com/office/word/2012/wordml" xmlns:w16cex="http://schemas.microsoft.com/office/word/2018/wordml/cex" xmlns:w16cid="http://schemas.microsoft.com/office/word/2016/wordml/cid" xmlns:w16="http://schemas.microsoft.com/office/word/2018/wordml" xmlns:w16du="http://schemas.microsoft.com/office/word/2023/wordml/word16du" xmlns:w16sdtdh="http://schemas.microsoft.com/office/word/2020/wordml/sdtdatahash" xmlns:w16sdtfl="http://schemas.microsoft.com/office/word/2024/wordml/sdtformatlock" xmlns:w16se="http://schemas.microsoft.com/office/word/2015/wordml/symex" xmlns:wpg="http://schemas.microsoft.com/office/word/2010/wordprocessingGroup" xmlns:wpi="http://schemas.microsoft.com/office/word/2010/wordprocessingInk" xmlns:wne="http://schemas.microsoft.com/office/word/2006/wordml" xmlns:wps="http://schemas.microsoft.com/office/word/2010/wordprocessingShape" mc:Ignorable="w14 w15 w16se w16cid w16 w16cex w16sdtdh w16sdtfl w16du wp14">
+  <w:p>
+    <w:pPr>
+      <w:pStyle w:val="Header"/>
+      <w:rPr>
+        <w:sz w:val="32"/>
+        <w:szCs w:val="32"/>
+        <w:lang w:val="en-US"/>
+      </w:rPr>
+    </w:pPr>
+    <w:r>
+      <w:rPr>
+        <w:lang w:val="en-US"/>
+      </w:rPr>
+      <w:t>CSUC201 Fundamental of Data Structures and Algorithms                                        25DIT039</w:t>
+    </w:r>
+  </w:p>
+  <w:p>
+    <w:pPr>
+      <w:pStyle w:val="Header"/>
+    </w:pPr>
+  </w:p>
+</w:hdr>
 </file>
 
 <file path=word/styles.xml><?xml version="1.0" encoding="utf-8"?>
@@ -1282,6 +1700,73 @@
       <w:spacing w:val="5"/>
     </w:rPr>
   </w:style>
+  <w:style w:type="character" w:styleId="Hyperlink">
+    <w:name w:val="Hyperlink"/>
+    <w:basedOn w:val="DefaultParagraphFont"/>
+    <w:uiPriority w:val="99"/>
+    <w:unhideWhenUsed/>
+    <w:rsid w:val="0093265D"/>
+    <w:rPr>
+      <w:color w:val="467886" w:themeColor="hyperlink"/>
+      <w:u w:val="single"/>
+    </w:rPr>
+  </w:style>
+  <w:style w:type="character" w:styleId="UnresolvedMention">
+    <w:name w:val="Unresolved Mention"/>
+    <w:basedOn w:val="DefaultParagraphFont"/>
+    <w:uiPriority w:val="99"/>
+    <w:semiHidden/>
+    <w:unhideWhenUsed/>
+    <w:rsid w:val="0093265D"/>
+    <w:rPr>
+      <w:color w:val="605E5C"/>
+      <w:shd w:val="clear" w:color="auto" w:fill="E1DFDD"/>
+    </w:rPr>
+  </w:style>
+  <w:style w:type="paragraph" w:styleId="Header">
+    <w:name w:val="header"/>
+    <w:basedOn w:val="Normal"/>
+    <w:link w:val="HeaderChar"/>
+    <w:uiPriority w:val="99"/>
+    <w:unhideWhenUsed/>
+    <w:rsid w:val="0093265D"/>
+    <w:pPr>
+      <w:tabs>
+        <w:tab w:val="center" w:pos="4513"/>
+        <w:tab w:val="right" w:pos="9026"/>
+      </w:tabs>
+      <w:spacing w:after="0" w:line="240" w:lineRule="auto"/>
+    </w:pPr>
+  </w:style>
+  <w:style w:type="character" w:customStyle="1" w:styleId="HeaderChar">
+    <w:name w:val="Header Char"/>
+    <w:basedOn w:val="DefaultParagraphFont"/>
+    <w:link w:val="Header"/>
+    <w:uiPriority w:val="99"/>
+    <w:rsid w:val="0093265D"/>
+  </w:style>
+  <w:style w:type="paragraph" w:styleId="Footer">
+    <w:name w:val="footer"/>
+    <w:basedOn w:val="Normal"/>
+    <w:link w:val="FooterChar"/>
+    <w:uiPriority w:val="99"/>
+    <w:unhideWhenUsed/>
+    <w:rsid w:val="0093265D"/>
+    <w:pPr>
+      <w:tabs>
+        <w:tab w:val="center" w:pos="4513"/>
+        <w:tab w:val="right" w:pos="9026"/>
+      </w:tabs>
+      <w:spacing w:after="0" w:line="240" w:lineRule="auto"/>
+    </w:pPr>
+  </w:style>
+  <w:style w:type="character" w:customStyle="1" w:styleId="FooterChar">
+    <w:name w:val="Footer Char"/>
+    <w:basedOn w:val="DefaultParagraphFont"/>
+    <w:link w:val="Footer"/>
+    <w:uiPriority w:val="99"/>
+    <w:rsid w:val="0093265D"/>
+  </w:style>
 </w:styles>
 </file>
 
